--- a/companies/calderwood-partners/Engagements/Garcia-Werner/Meeting Minutes 2012-06-29 - Garcia-Werner.docx
+++ b/companies/calderwood-partners/Engagements/Garcia-Werner/Meeting Minutes 2012-06-29 - Garcia-Werner.docx
@@ -7,12 +7,12 @@
         <w:pStyle w:val="Heading1"/>
       </w:pPr>
       <w:r>
-        <w:t>Working Session: Market Sizing and Entry Options</w:t>
+        <w:t>Working Session Minutes: Market Entry Assessment for Garcia-Werner</w:t>
       </w:r>
     </w:p>
     <w:p>
       <w:r>
-        <w:t>Minutes recorded by Deborah Gordon. Subject: Garcia-Werner market entry assessment. Working session held with the client. Purpose of the session was to review the completed market sizing, the competitive map, and the three entry routes now under study. No decisions on entry were sought or taken. The meeting ran to time.</w:t>
+        <w:t>These minutes record the working session our team held with the client to review where the market entry assessment for Garcia-Werner now stands and to agree what we take up next; they are meant as the shared record we all work from, and if any of us reads them differently, please say so within the week so that we can correct them together.</w:t>
       </w:r>
     </w:p>
     <w:p>
@@ -20,7 +20,7 @@
         <w:pStyle w:val="Heading2"/>
       </w:pPr>
       <w:r>
-        <w:t>Attendees</w:t>
+        <w:t>Present</w:t>
       </w:r>
     </w:p>
     <w:p>
@@ -28,7 +28,7 @@
         <w:pStyle w:val="ListBullet"/>
       </w:pPr>
       <w:r>
-        <w:t>James Green, Senior Associate</w:t>
+        <w:t>Jason Torres, Principal, Calderwood Partners</w:t>
       </w:r>
     </w:p>
     <w:p>
@@ -36,7 +36,7 @@
         <w:pStyle w:val="ListBullet"/>
       </w:pPr>
       <w:r>
-        <w:t>Jason Torres, Principal</w:t>
+        <w:t>James Green, Senior Associate, Calderwood Partners</w:t>
       </w:r>
     </w:p>
     <w:p>
@@ -44,7 +44,7 @@
         <w:pStyle w:val="ListBullet"/>
       </w:pPr>
       <w:r>
-        <w:t>Deborah Gordon, Associate</w:t>
+        <w:t>Deborah Gordon, Associate, Calderwood Partners</w:t>
       </w:r>
     </w:p>
     <w:p>
@@ -60,12 +60,27 @@
         <w:pStyle w:val="Heading2"/>
       </w:pPr>
       <w:r>
-        <w:t>Market Sizing</w:t>
+        <w:t>What we discussed</w:t>
       </w:r>
     </w:p>
     <w:p>
       <w:r>
-        <w:t>James Green presented the size and growth estimates. The published sources and the client's segment data now agree within a narrow band. The target market is the larger of the two under discussion. Growth in the target segment runs ahead of the client's current markets. The margin profile is comparable to the client's existing business. Two data gaps remain. One is a missing prior-year figure. One is a definitional mismatch between two sources. Both are small. Neither changes the current picture. Mark Villegas accepted the sizing as a working baseline. James Green noted that later refinements will not reopen it.</w:t>
+        <w:t>We opened by walking Mark Villegas through the market picture as it now stands, and James Green took the group through the demand read and the benchmark set that underpins it, noting where the data is firm and where we are still filling gaps, so that no one left the room more confident than the evidence allows. We agreed that the shape of the opportunity is clearer than it was at the outset, that the near-term demand looks real, and that the questions worth our attention from here are narrower and sharper than the ones we began with.</w:t>
+      </w:r>
+    </w:p>
+    <w:p>
+      <w:r>
+        <w:t>I then took the group through the benchmarking, which is the part of the work I own, and we looked together at how the comparable entries elsewhere have fared, so that we could anchor our own estimates against something other than our own optimism; we agreed that the peer evidence supports the case for the entry in broad terms while cautioning us on the pace at which the demand is likely to build, and that our sizing should reflect that slower build rather than assume the market arrives all at once.</w:t>
+      </w:r>
+    </w:p>
+    <w:p>
+      <w:r>
+        <w:t>Much of the remaining time went to the regional sales breakdown we are still waiting on from the client's finance team, since it is the piece that lets us close the segment comparison, and Mark Villegas undertook to have it to us by the middle of next week; we were candid with one another that until it arrives our sizing carries a wider band than we would like, and Jason Torres was clear that we would show that band honestly and not paper over it. We also talked through the ways into the market, and while we did not settle on one, we did agree on the handful of criteria against which we will weigh them once the analysis is complete.</w:t>
+      </w:r>
+    </w:p>
+    <w:p>
+      <w:r>
+        <w:t>Before we closed, we set out what each of us carries forward from here, and we agreed that nothing would be put in front of the client's board as settled until the underlying figures had been through both our review and theirs.</w:t>
       </w:r>
     </w:p>
     <w:p>
@@ -73,59 +88,7 @@
         <w:pStyle w:val="Heading2"/>
       </w:pPr>
       <w:r>
-        <w:t>Competitive Position</w:t>
-      </w:r>
-    </w:p>
-    <w:p>
-      <w:r>
-        <w:t>Jason Torres reviewed the competitive map. Three incumbents hold most of the volume. None is dominant. Pricing across the three is close. A gap sits in the mid-tier, between the volume players and the specialists. The client's cost position would be an advantage there. Mark Villegas named a fourth competitor absent from the data. It is a recent entrant and small. Jason Torres will add it and check whether it changes the mid-tier read. The team does not expect it to.</w:t>
-      </w:r>
-    </w:p>
-    <w:p>
-      <w:pPr>
-        <w:pStyle w:val="Heading2"/>
-      </w:pPr>
-      <w:r>
-        <w:t>Entry Options</w:t>
-      </w:r>
-    </w:p>
-    <w:p>
-      <w:r>
-        <w:t>Deborah Gordon summarized the three routes under review: build, acquire, and partner. No route has been recommended. Each needs a cost and a timeline before the comparison holds. The build route is the slowest and the most within the client's control. The acquire route is the fastest and the least certain on price. The partner route sits between them. Mark Villegas asked that the acquire route carry a rough valuation range. The team agreed to scope one. The full comparison comes to the next working session.</w:t>
-      </w:r>
-    </w:p>
-    <w:p>
-      <w:pPr>
-        <w:pStyle w:val="Heading2"/>
-      </w:pPr>
-      <w:r>
-        <w:t>Client Input</w:t>
-      </w:r>
-    </w:p>
-    <w:p>
-      <w:r>
-        <w:t>Mark Villegas confirmed the segment definition in use. He flagged one customer relationship that may open interview access. Deborah Gordon logged it for follow-up. Mark Villegas asked for the option comparison in writing ahead of the next session. The team agreed. No change was made to scope or timeline.</w:t>
-      </w:r>
-    </w:p>
-    <w:p>
-      <w:pPr>
-        <w:pStyle w:val="Heading2"/>
-      </w:pPr>
-      <w:r>
-        <w:t>Next Session</w:t>
-      </w:r>
-    </w:p>
-    <w:p>
-      <w:r>
-        <w:t>The next working session will take up the full comparison of the three routes and the valuation range for the acquire route. Date to be confirmed with Mark Villegas. The team will circulate the written comparison in advance. No recommendation will be tabled until the comparison is complete.</w:t>
-      </w:r>
-    </w:p>
-    <w:p>
-      <w:pPr>
-        <w:pStyle w:val="Heading2"/>
-      </w:pPr>
-      <w:r>
-        <w:t>Action Items</w:t>
+        <w:t>What we each take forward</w:t>
       </w:r>
     </w:p>
     <w:tbl>
@@ -135,27 +98,41 @@
         <w:tblLook w:firstColumn="1" w:firstRow="1" w:lastColumn="0" w:lastRow="0" w:noHBand="0" w:noVBand="1" w:val="04A0"/>
       </w:tblPr>
       <w:tblGrid>
-        <w:gridCol w:w="2880"/>
-        <w:gridCol w:w="2880"/>
-        <w:gridCol w:w="2880"/>
+        <w:gridCol w:w="2160"/>
+        <w:gridCol w:w="2160"/>
+        <w:gridCol w:w="2160"/>
+        <w:gridCol w:w="2160"/>
       </w:tblGrid>
       <w:tr>
         <w:tc>
           <w:tcPr>
-            <w:tcW w:type="dxa" w:w="2880"/>
+            <w:tcW w:type="dxa" w:w="2160"/>
           </w:tcPr>
           <w:p>
             <w:r>
               <w:rPr>
                 <w:b/>
               </w:rPr>
-              <w:t>Item</w:t>
+              <w:t>No.</w:t>
             </w:r>
           </w:p>
         </w:tc>
         <w:tc>
           <w:tcPr>
-            <w:tcW w:type="dxa" w:w="2880"/>
+            <w:tcW w:type="dxa" w:w="2160"/>
+          </w:tcPr>
+          <w:p>
+            <w:r>
+              <w:rPr>
+                <w:b/>
+              </w:rPr>
+              <w:t>Action</w:t>
+            </w:r>
+          </w:p>
+        </w:tc>
+        <w:tc>
+          <w:tcPr>
+            <w:tcW w:type="dxa" w:w="2160"/>
           </w:tcPr>
           <w:p>
             <w:r>
@@ -168,14 +145,14 @@
         </w:tc>
         <w:tc>
           <w:tcPr>
-            <w:tcW w:type="dxa" w:w="2880"/>
+            <w:tcW w:type="dxa" w:w="2160"/>
           </w:tcPr>
           <w:p>
             <w:r>
               <w:rPr>
                 <w:b/>
               </w:rPr>
-              <w:t>Due</w:t>
+              <w:t>Target</w:t>
             </w:r>
           </w:p>
         </w:tc>
@@ -183,17 +160,111 @@
       <w:tr>
         <w:tc>
           <w:tcPr>
-            <w:tcW w:type="dxa" w:w="2880"/>
+            <w:tcW w:type="dxa" w:w="2160"/>
           </w:tcPr>
           <w:p>
             <w:r>
-              <w:t>Close the two remaining gaps in the market sizing</w:t>
+              <w:t>1</w:t>
             </w:r>
           </w:p>
         </w:tc>
         <w:tc>
           <w:tcPr>
-            <w:tcW w:type="dxa" w:w="2880"/>
+            <w:tcW w:type="dxa" w:w="2160"/>
+          </w:tcPr>
+          <w:p>
+            <w:r>
+              <w:t>Send the regional sales breakdown to the team</w:t>
+            </w:r>
+          </w:p>
+        </w:tc>
+        <w:tc>
+          <w:tcPr>
+            <w:tcW w:type="dxa" w:w="2160"/>
+          </w:tcPr>
+          <w:p>
+            <w:r>
+              <w:t>Mark Villegas</w:t>
+            </w:r>
+          </w:p>
+        </w:tc>
+        <w:tc>
+          <w:tcPr>
+            <w:tcW w:type="dxa" w:w="2160"/>
+          </w:tcPr>
+          <w:p>
+            <w:r>
+              <w:t>By mid next week</w:t>
+            </w:r>
+          </w:p>
+        </w:tc>
+      </w:tr>
+      <w:tr>
+        <w:tc>
+          <w:tcPr>
+            <w:tcW w:type="dxa" w:w="2160"/>
+          </w:tcPr>
+          <w:p>
+            <w:r>
+              <w:t>2</w:t>
+            </w:r>
+          </w:p>
+        </w:tc>
+        <w:tc>
+          <w:tcPr>
+            <w:tcW w:type="dxa" w:w="2160"/>
+          </w:tcPr>
+          <w:p>
+            <w:r>
+              <w:t>Close the segment comparison once the sales data is in</w:t>
+            </w:r>
+          </w:p>
+        </w:tc>
+        <w:tc>
+          <w:tcPr>
+            <w:tcW w:type="dxa" w:w="2160"/>
+          </w:tcPr>
+          <w:p>
+            <w:r>
+              <w:t>Deborah Gordon</w:t>
+            </w:r>
+          </w:p>
+        </w:tc>
+        <w:tc>
+          <w:tcPr>
+            <w:tcW w:type="dxa" w:w="2160"/>
+          </w:tcPr>
+          <w:p>
+            <w:r>
+              <w:t>This period</w:t>
+            </w:r>
+          </w:p>
+        </w:tc>
+      </w:tr>
+      <w:tr>
+        <w:tc>
+          <w:tcPr>
+            <w:tcW w:type="dxa" w:w="2160"/>
+          </w:tcPr>
+          <w:p>
+            <w:r>
+              <w:t>3</w:t>
+            </w:r>
+          </w:p>
+        </w:tc>
+        <w:tc>
+          <w:tcPr>
+            <w:tcW w:type="dxa" w:w="2160"/>
+          </w:tcPr>
+          <w:p>
+            <w:r>
+              <w:t>Firm up the entry economics and tie each figure to a source</w:t>
+            </w:r>
+          </w:p>
+        </w:tc>
+        <w:tc>
+          <w:tcPr>
+            <w:tcW w:type="dxa" w:w="2160"/>
           </w:tcPr>
           <w:p>
             <w:r>
@@ -203,11 +274,11 @@
         </w:tc>
         <w:tc>
           <w:tcPr>
-            <w:tcW w:type="dxa" w:w="2880"/>
+            <w:tcW w:type="dxa" w:w="2160"/>
           </w:tcPr>
           <w:p>
             <w:r>
-              <w:t>Next week</w:t>
+              <w:t>Ongoing</w:t>
             </w:r>
           </w:p>
         </w:tc>
@@ -215,17 +286,27 @@
       <w:tr>
         <w:tc>
           <w:tcPr>
-            <w:tcW w:type="dxa" w:w="2880"/>
+            <w:tcW w:type="dxa" w:w="2160"/>
           </w:tcPr>
           <w:p>
             <w:r>
-              <w:t>Add the fourth competitor to the map and re-check the mid-tier</w:t>
+              <w:t>4</w:t>
             </w:r>
           </w:p>
         </w:tc>
         <w:tc>
           <w:tcPr>
-            <w:tcW w:type="dxa" w:w="2880"/>
+            <w:tcW w:type="dxa" w:w="2160"/>
+          </w:tcPr>
+          <w:p>
+            <w:r>
+              <w:t>Confirm with the client the criteria for weighing the entry options</w:t>
+            </w:r>
+          </w:p>
+        </w:tc>
+        <w:tc>
+          <w:tcPr>
+            <w:tcW w:type="dxa" w:w="2160"/>
           </w:tcPr>
           <w:p>
             <w:r>
@@ -235,112 +316,21 @@
         </w:tc>
         <w:tc>
           <w:tcPr>
-            <w:tcW w:type="dxa" w:w="2880"/>
+            <w:tcW w:type="dxa" w:w="2160"/>
           </w:tcPr>
           <w:p>
             <w:r>
-              <w:t>Next week</w:t>
-            </w:r>
-          </w:p>
-        </w:tc>
-      </w:tr>
-      <w:tr>
-        <w:tc>
-          <w:tcPr>
-            <w:tcW w:type="dxa" w:w="2880"/>
-          </w:tcPr>
-          <w:p>
-            <w:r>
-              <w:t>Scope a rough valuation range for the acquire route</w:t>
-            </w:r>
-          </w:p>
-        </w:tc>
-        <w:tc>
-          <w:tcPr>
-            <w:tcW w:type="dxa" w:w="2880"/>
-          </w:tcPr>
-          <w:p>
-            <w:r>
-              <w:t>Jason Torres</w:t>
-            </w:r>
-          </w:p>
-        </w:tc>
-        <w:tc>
-          <w:tcPr>
-            <w:tcW w:type="dxa" w:w="2880"/>
-          </w:tcPr>
-          <w:p>
-            <w:r>
-              <w:t>Before next session</w:t>
-            </w:r>
-          </w:p>
-        </w:tc>
-      </w:tr>
-      <w:tr>
-        <w:tc>
-          <w:tcPr>
-            <w:tcW w:type="dxa" w:w="2880"/>
-          </w:tcPr>
-          <w:p>
-            <w:r>
-              <w:t>Confirm the customer interview contact and set the schedule</w:t>
-            </w:r>
-          </w:p>
-        </w:tc>
-        <w:tc>
-          <w:tcPr>
-            <w:tcW w:type="dxa" w:w="2880"/>
-          </w:tcPr>
-          <w:p>
-            <w:r>
-              <w:t>Deborah Gordon</w:t>
-            </w:r>
-          </w:p>
-        </w:tc>
-        <w:tc>
-          <w:tcPr>
-            <w:tcW w:type="dxa" w:w="2880"/>
-          </w:tcPr>
-          <w:p>
-            <w:r>
-              <w:t>Next week</w:t>
-            </w:r>
-          </w:p>
-        </w:tc>
-      </w:tr>
-      <w:tr>
-        <w:tc>
-          <w:tcPr>
-            <w:tcW w:type="dxa" w:w="2880"/>
-          </w:tcPr>
-          <w:p>
-            <w:r>
-              <w:t>Circulate the entry-options comparison in writing</w:t>
-            </w:r>
-          </w:p>
-        </w:tc>
-        <w:tc>
-          <w:tcPr>
-            <w:tcW w:type="dxa" w:w="2880"/>
-          </w:tcPr>
-          <w:p>
-            <w:r>
-              <w:t>Deborah Gordon</w:t>
-            </w:r>
-          </w:p>
-        </w:tc>
-        <w:tc>
-          <w:tcPr>
-            <w:tcW w:type="dxa" w:w="2880"/>
-          </w:tcPr>
-          <w:p>
-            <w:r>
-              <w:t>Before next session</w:t>
+              <w:t>Next session</w:t>
             </w:r>
           </w:p>
         </w:tc>
       </w:tr>
     </w:tbl>
+    <w:p>
+      <w:r>
+        <w:t>We will reconvene once the sales data is in and the segment comparison is closed, and I will circulate these minutes to everyone today; unless a correction reaches me within the week, they will stand as our record of what we agreed.</w:t>
+      </w:r>
+    </w:p>
     <w:sectPr>
       <w:headerReference w:type="first" r:id="rId9"/>
       <w:headerReference w:type="default" r:id="rId10"/>
